--- a/klagomål/A 34529-2025 FSC-klagomål.docx
+++ b/klagomål/A 34529-2025 FSC-klagomål.docx
@@ -221,7 +221,7 @@
     </w:p>
     <w:p>
       <w:r>
-        <w:t>I och inom 25 meter från avverkningsanmälan finns fynd av 12 naturvårdsarter, varav 12 är rödlistade, 1 är fridlyst och 3 är typiska (T): jättemusseron (VU), knärot (VU, T, §8), lammticka (VU), skrovlig taggsvamp (VU), tallgråticka (VU), torrmusseron (VU), dropptaggsvamp (NT, T), orange taggsvamp (NT, T), svartvit taggsvamp (NT), tallfingersvamp (NT), tallriska (NT) och talltaggsvamp (NT). Se Figur 1.</w:t>
+        <w:t>I och inom 25 meter från avverkningsanmälan finns fynd av 15 naturvårdsarter, varav 12 är rödlistade, 2 är fridlysta och 5 är typiska (T): jättemusseron (VU), knärot (VU, T, §8), lammticka (VU), skrovlig taggsvamp (VU), tallgråticka (VU), torrmusseron (VU), dropptaggsvamp (NT, T), orange taggsvamp (NT, T), svartvit taggsvamp (NT), tallfingersvamp (NT), tallriska (NT), talltaggsvamp (NT), kattfot (T), liljekonvalj (T) och nattviol (§8). Se Figur 1.</w:t>
       </w:r>
     </w:p>
     <w:p>
@@ -496,6 +496,55 @@
       </w:r>
     </w:p>
     <w:p>
+      <w:r>
+        <w:rPr>
+          <w:b/>
+        </w:rPr>
+        <w:t xml:space="preserve">Kattfot </w:t>
+      </w:r>
+      <w:r>
+        <w:t xml:space="preserve">är typisk art för </w:t>
+      </w:r>
+      <w:r>
+        <w:rPr>
+          <w:i/>
+        </w:rPr>
+        <w:t>9060 Åsbarrskog, 9070 Trädklädd betesmark, 6530 Lövängar, 6170 Alpina kalkgräsmarker, 6230 Stagg-gräsmarker, 6520 Höglänta slåtterängar, 1610 Åsöar i Östersjön, 4030 Torra hedar, 5130 Enbuskmarker, 6270 Silikatgräsmarker, 6510 Slåtterängar i låglandet</w:t>
+      </w:r>
+      <w:r>
+        <w:t xml:space="preserve"> och </w:t>
+      </w:r>
+      <w:r>
+        <w:rPr>
+          <w:i/>
+        </w:rPr>
+        <w:t>8230 Hällmarkstorräng</w:t>
+      </w:r>
+      <w:r>
+        <w:t>. Kattfot är värdväxt för bland annat de rödlistade fjärilarna kattfotsfjädermott (VU), kattfotssmåstävmal (VU), kattfotssäckmal (VU) och leverplattmal (VU) (SLU Artdatabanken, 2026).</w:t>
+      </w:r>
+    </w:p>
+    <w:p>
+      <w:r>
+        <w:rPr>
+          <w:b/>
+        </w:rPr>
+        <w:t>Liljekonvalj</w:t>
+      </w:r>
+      <w:r>
+        <w:t xml:space="preserve"> är typisk art för </w:t>
+      </w:r>
+      <w:r>
+        <w:rPr>
+          <w:i/>
+        </w:rPr>
+        <w:t>9190 Näringsfattig ekskog</w:t>
+      </w:r>
+      <w:r>
+        <w:t>. På liljekonvalj kan man hitta rostsvampen konvaljerost (NE) (SLU Artdatabanken, 2025).</w:t>
+      </w:r>
+    </w:p>
+    <w:p>
       <w:pPr>
         <w:pStyle w:val="Heading1"/>
       </w:pPr>
@@ -585,7 +634,7 @@
         <w:rPr>
           <w:i/>
         </w:rPr>
-        <w:t>I det avverkningsanmälda skogsområdet har 12 naturvårdsarter varav 12 rödlistade arter sina livsmiljöer och växtplatser.</w:t>
+        <w:t>I det avverkningsanmälda skogsområdet har 15 naturvårdsarter varav 12 rödlistade arter sina livsmiljöer och växtplatser.</w:t>
       </w:r>
     </w:p>
     <w:p>
@@ -1147,7 +1196,7 @@
     <w:r>
       <w:tab/>
       <w:tab/>
-      <w:t>2026-09-14</w:t>
+      <w:t>2026-09-15</w:t>
       <w:br/>
       <w:br/>
     </w:r>

--- a/klagomål/A 34529-2025 FSC-klagomål.docx
+++ b/klagomål/A 34529-2025 FSC-klagomål.docx
@@ -1196,7 +1196,7 @@
     <w:r>
       <w:tab/>
       <w:tab/>
-      <w:t>2026-09-15</w:t>
+      <w:t>2026-09-16</w:t>
       <w:br/>
       <w:br/>
     </w:r>

--- a/klagomål/A 34529-2025 FSC-klagomål.docx
+++ b/klagomål/A 34529-2025 FSC-klagomål.docx
@@ -1196,7 +1196,7 @@
     <w:r>
       <w:tab/>
       <w:tab/>
-      <w:t>2026-09-16</w:t>
+      <w:t>2026-09-17</w:t>
       <w:br/>
       <w:br/>
     </w:r>

--- a/klagomål/A 34529-2025 FSC-klagomål.docx
+++ b/klagomål/A 34529-2025 FSC-klagomål.docx
@@ -1196,7 +1196,7 @@
     <w:r>
       <w:tab/>
       <w:tab/>
-      <w:t>2026-09-17</w:t>
+      <w:t>2026-09-18</w:t>
       <w:br/>
       <w:br/>
     </w:r>

--- a/klagomål/A 34529-2025 FSC-klagomål.docx
+++ b/klagomål/A 34529-2025 FSC-klagomål.docx
@@ -1196,7 +1196,7 @@
     <w:r>
       <w:tab/>
       <w:tab/>
-      <w:t>2026-09-18</w:t>
+      <w:t>2026-09-19</w:t>
       <w:br/>
       <w:br/>
     </w:r>

--- a/klagomål/A 34529-2025 FSC-klagomål.docx
+++ b/klagomål/A 34529-2025 FSC-klagomål.docx
@@ -1196,7 +1196,7 @@
     <w:r>
       <w:tab/>
       <w:tab/>
-      <w:t>2026-09-19</w:t>
+      <w:t>2026-09-21</w:t>
       <w:br/>
       <w:br/>
     </w:r>

--- a/klagomål/A 34529-2025 FSC-klagomål.docx
+++ b/klagomål/A 34529-2025 FSC-klagomål.docx
@@ -1196,7 +1196,7 @@
     <w:r>
       <w:tab/>
       <w:tab/>
-      <w:t>2026-09-21</w:t>
+      <w:t>2026-09-23</w:t>
       <w:br/>
       <w:br/>
     </w:r>

--- a/klagomål/A 34529-2025 FSC-klagomål.docx
+++ b/klagomål/A 34529-2025 FSC-klagomål.docx
@@ -1196,7 +1196,7 @@
     <w:r>
       <w:tab/>
       <w:tab/>
-      <w:t>2026-09-23</w:t>
+      <w:t>2026-09-24</w:t>
       <w:br/>
       <w:br/>
     </w:r>

--- a/klagomål/A 34529-2025 FSC-klagomål.docx
+++ b/klagomål/A 34529-2025 FSC-klagomål.docx
@@ -1196,7 +1196,7 @@
     <w:r>
       <w:tab/>
       <w:tab/>
-      <w:t>2026-09-24</w:t>
+      <w:t>2026-09-25</w:t>
       <w:br/>
       <w:br/>
     </w:r>

--- a/klagomål/A 34529-2025 FSC-klagomål.docx
+++ b/klagomål/A 34529-2025 FSC-klagomål.docx
@@ -1196,7 +1196,7 @@
     <w:r>
       <w:tab/>
       <w:tab/>
-      <w:t>2026-09-25</w:t>
+      <w:t>2026-09-26</w:t>
       <w:br/>
       <w:br/>
     </w:r>

--- a/klagomål/A 34529-2025 FSC-klagomål.docx
+++ b/klagomål/A 34529-2025 FSC-klagomål.docx
@@ -1196,7 +1196,7 @@
     <w:r>
       <w:tab/>
       <w:tab/>
-      <w:t>2026-09-26</w:t>
+      <w:t>2026-09-27</w:t>
       <w:br/>
       <w:br/>
     </w:r>

--- a/klagomål/A 34529-2025 FSC-klagomål.docx
+++ b/klagomål/A 34529-2025 FSC-klagomål.docx
@@ -1196,7 +1196,7 @@
     <w:r>
       <w:tab/>
       <w:tab/>
-      <w:t>2026-09-27</w:t>
+      <w:t>2026-09-28</w:t>
       <w:br/>
       <w:br/>
     </w:r>

--- a/klagomål/A 34529-2025 FSC-klagomål.docx
+++ b/klagomål/A 34529-2025 FSC-klagomål.docx
@@ -1196,7 +1196,7 @@
     <w:r>
       <w:tab/>
       <w:tab/>
-      <w:t>2026-09-28</w:t>
+      <w:t>2026-09-29</w:t>
       <w:br/>
       <w:br/>
     </w:r>

--- a/klagomål/A 34529-2025 FSC-klagomål.docx
+++ b/klagomål/A 34529-2025 FSC-klagomål.docx
@@ -1196,7 +1196,7 @@
     <w:r>
       <w:tab/>
       <w:tab/>
-      <w:t>2026-09-29</w:t>
+      <w:t>2026-09-30</w:t>
       <w:br/>
       <w:br/>
     </w:r>

--- a/klagomål/A 34529-2025 FSC-klagomål.docx
+++ b/klagomål/A 34529-2025 FSC-klagomål.docx
@@ -1196,7 +1196,7 @@
     <w:r>
       <w:tab/>
       <w:tab/>
-      <w:t>2026-09-30</w:t>
+      <w:t>2026-10-01</w:t>
       <w:br/>
       <w:br/>
     </w:r>

--- a/klagomål/A 34529-2025 FSC-klagomål.docx
+++ b/klagomål/A 34529-2025 FSC-klagomål.docx
@@ -1196,7 +1196,7 @@
     <w:r>
       <w:tab/>
       <w:tab/>
-      <w:t>2026-10-01</w:t>
+      <w:t>2026-10-02</w:t>
       <w:br/>
       <w:br/>
     </w:r>

--- a/klagomål/A 34529-2025 FSC-klagomål.docx
+++ b/klagomål/A 34529-2025 FSC-klagomål.docx
@@ -1196,7 +1196,7 @@
     <w:r>
       <w:tab/>
       <w:tab/>
-      <w:t>2026-10-02</w:t>
+      <w:t>2026-10-03</w:t>
       <w:br/>
       <w:br/>
     </w:r>

--- a/klagomål/A 34529-2025 FSC-klagomål.docx
+++ b/klagomål/A 34529-2025 FSC-klagomål.docx
@@ -1196,7 +1196,7 @@
     <w:r>
       <w:tab/>
       <w:tab/>
-      <w:t>2026-10-03</w:t>
+      <w:t>2026-10-04</w:t>
       <w:br/>
       <w:br/>
     </w:r>

--- a/klagomål/A 34529-2025 FSC-klagomål.docx
+++ b/klagomål/A 34529-2025 FSC-klagomål.docx
@@ -1196,7 +1196,7 @@
     <w:r>
       <w:tab/>
       <w:tab/>
-      <w:t>2026-10-04</w:t>
+      <w:t>2026-10-05</w:t>
       <w:br/>
       <w:br/>
     </w:r>

--- a/klagomål/A 34529-2025 FSC-klagomål.docx
+++ b/klagomål/A 34529-2025 FSC-klagomål.docx
@@ -1196,7 +1196,7 @@
     <w:r>
       <w:tab/>
       <w:tab/>
-      <w:t>2026-10-05</w:t>
+      <w:t>2026-10-06</w:t>
       <w:br/>
       <w:br/>
     </w:r>

--- a/klagomål/A 34529-2025 FSC-klagomål.docx
+++ b/klagomål/A 34529-2025 FSC-klagomål.docx
@@ -1196,7 +1196,7 @@
     <w:r>
       <w:tab/>
       <w:tab/>
-      <w:t>2026-10-06</w:t>
+      <w:t>2026-10-07</w:t>
       <w:br/>
       <w:br/>
     </w:r>

--- a/klagomål/A 34529-2025 FSC-klagomål.docx
+++ b/klagomål/A 34529-2025 FSC-klagomål.docx
@@ -1196,7 +1196,7 @@
     <w:r>
       <w:tab/>
       <w:tab/>
-      <w:t>2026-10-07</w:t>
+      <w:t>2026-10-08</w:t>
       <w:br/>
       <w:br/>
     </w:r>

--- a/klagomål/A 34529-2025 FSC-klagomål.docx
+++ b/klagomål/A 34529-2025 FSC-klagomål.docx
@@ -1196,7 +1196,7 @@
     <w:r>
       <w:tab/>
       <w:tab/>
-      <w:t>2026-10-08</w:t>
+      <w:t>2026-10-09</w:t>
       <w:br/>
       <w:br/>
     </w:r>

--- a/klagomål/A 34529-2025 FSC-klagomål.docx
+++ b/klagomål/A 34529-2025 FSC-klagomål.docx
@@ -1196,7 +1196,7 @@
     <w:r>
       <w:tab/>
       <w:tab/>
-      <w:t>2026-10-09</w:t>
+      <w:t>2026-10-10</w:t>
       <w:br/>
       <w:br/>
     </w:r>

--- a/klagomål/A 34529-2025 FSC-klagomål.docx
+++ b/klagomål/A 34529-2025 FSC-klagomål.docx
@@ -1196,7 +1196,7 @@
     <w:r>
       <w:tab/>
       <w:tab/>
-      <w:t>2026-10-10</w:t>
+      <w:t>2026-10-11</w:t>
       <w:br/>
       <w:br/>
     </w:r>

--- a/klagomål/A 34529-2025 FSC-klagomål.docx
+++ b/klagomål/A 34529-2025 FSC-klagomål.docx
@@ -1196,7 +1196,7 @@
     <w:r>
       <w:tab/>
       <w:tab/>
-      <w:t>2026-10-11</w:t>
+      <w:t>2026-10-12</w:t>
       <w:br/>
       <w:br/>
     </w:r>

--- a/klagomål/A 34529-2025 FSC-klagomål.docx
+++ b/klagomål/A 34529-2025 FSC-klagomål.docx
@@ -1196,7 +1196,7 @@
     <w:r>
       <w:tab/>
       <w:tab/>
-      <w:t>2026-10-12</w:t>
+      <w:t>2026-10-13</w:t>
       <w:br/>
       <w:br/>
     </w:r>

--- a/klagomål/A 34529-2025 FSC-klagomål.docx
+++ b/klagomål/A 34529-2025 FSC-klagomål.docx
@@ -1196,7 +1196,7 @@
     <w:r>
       <w:tab/>
       <w:tab/>
-      <w:t>2026-10-13</w:t>
+      <w:t>2026-10-14</w:t>
       <w:br/>
       <w:br/>
     </w:r>

--- a/klagomål/A 34529-2025 FSC-klagomål.docx
+++ b/klagomål/A 34529-2025 FSC-klagomål.docx
@@ -1196,7 +1196,7 @@
     <w:r>
       <w:tab/>
       <w:tab/>
-      <w:t>2026-10-14</w:t>
+      <w:t>2026-10-15</w:t>
       <w:br/>
       <w:br/>
     </w:r>

--- a/klagomål/A 34529-2025 FSC-klagomål.docx
+++ b/klagomål/A 34529-2025 FSC-klagomål.docx
@@ -1196,7 +1196,7 @@
     <w:r>
       <w:tab/>
       <w:tab/>
-      <w:t>2026-10-15</w:t>
+      <w:t>2026-10-16</w:t>
       <w:br/>
       <w:br/>
     </w:r>

--- a/klagomål/A 34529-2025 FSC-klagomål.docx
+++ b/klagomål/A 34529-2025 FSC-klagomål.docx
@@ -1196,7 +1196,7 @@
     <w:r>
       <w:tab/>
       <w:tab/>
-      <w:t>2026-10-16</w:t>
+      <w:t>2026-10-17</w:t>
       <w:br/>
       <w:br/>
     </w:r>

--- a/klagomål/A 34529-2025 FSC-klagomål.docx
+++ b/klagomål/A 34529-2025 FSC-klagomål.docx
@@ -1196,7 +1196,7 @@
     <w:r>
       <w:tab/>
       <w:tab/>
-      <w:t>2026-10-17</w:t>
+      <w:t>2026-10-18</w:t>
       <w:br/>
       <w:br/>
     </w:r>

--- a/klagomål/A 34529-2025 FSC-klagomål.docx
+++ b/klagomål/A 34529-2025 FSC-klagomål.docx
@@ -1196,7 +1196,7 @@
     <w:r>
       <w:tab/>
       <w:tab/>
-      <w:t>2026-10-18</w:t>
+      <w:t>2026-10-19</w:t>
       <w:br/>
       <w:br/>
     </w:r>

--- a/klagomål/A 34529-2025 FSC-klagomål.docx
+++ b/klagomål/A 34529-2025 FSC-klagomål.docx
@@ -1196,7 +1196,7 @@
     <w:r>
       <w:tab/>
       <w:tab/>
-      <w:t>2026-10-19</w:t>
+      <w:t>2026-10-20</w:t>
       <w:br/>
       <w:br/>
     </w:r>

--- a/klagomål/A 34529-2025 FSC-klagomål.docx
+++ b/klagomål/A 34529-2025 FSC-klagomål.docx
@@ -1196,7 +1196,7 @@
     <w:r>
       <w:tab/>
       <w:tab/>
-      <w:t>2026-10-20</w:t>
+      <w:t>2026-10-21</w:t>
       <w:br/>
       <w:br/>
     </w:r>

--- a/klagomål/A 34529-2025 FSC-klagomål.docx
+++ b/klagomål/A 34529-2025 FSC-klagomål.docx
@@ -1196,7 +1196,7 @@
     <w:r>
       <w:tab/>
       <w:tab/>
-      <w:t>2026-10-21</w:t>
+      <w:t>2026-10-22</w:t>
       <w:br/>
       <w:br/>
     </w:r>

--- a/klagomål/A 34529-2025 FSC-klagomål.docx
+++ b/klagomål/A 34529-2025 FSC-klagomål.docx
@@ -1196,7 +1196,7 @@
     <w:r>
       <w:tab/>
       <w:tab/>
-      <w:t>2026-10-22</w:t>
+      <w:t>2026-10-23</w:t>
       <w:br/>
       <w:br/>
     </w:r>

--- a/klagomål/A 34529-2025 FSC-klagomål.docx
+++ b/klagomål/A 34529-2025 FSC-klagomål.docx
@@ -1196,7 +1196,7 @@
     <w:r>
       <w:tab/>
       <w:tab/>
-      <w:t>2026-10-23</w:t>
+      <w:t>2026-10-24</w:t>
       <w:br/>
       <w:br/>
     </w:r>

--- a/klagomål/A 34529-2025 FSC-klagomål.docx
+++ b/klagomål/A 34529-2025 FSC-klagomål.docx
@@ -1196,7 +1196,7 @@
     <w:r>
       <w:tab/>
       <w:tab/>
-      <w:t>2026-10-24</w:t>
+      <w:t>2026-10-25</w:t>
       <w:br/>
       <w:br/>
     </w:r>

--- a/klagomål/A 34529-2025 FSC-klagomål.docx
+++ b/klagomål/A 34529-2025 FSC-klagomål.docx
@@ -1196,7 +1196,7 @@
     <w:r>
       <w:tab/>
       <w:tab/>
-      <w:t>2026-10-25</w:t>
+      <w:t>2026-10-26</w:t>
       <w:br/>
       <w:br/>
     </w:r>

--- a/klagomål/A 34529-2025 FSC-klagomål.docx
+++ b/klagomål/A 34529-2025 FSC-klagomål.docx
@@ -1196,7 +1196,7 @@
     <w:r>
       <w:tab/>
       <w:tab/>
-      <w:t>2026-10-26</w:t>
+      <w:t>2026-10-27</w:t>
       <w:br/>
       <w:br/>
     </w:r>

--- a/klagomål/A 34529-2025 FSC-klagomål.docx
+++ b/klagomål/A 34529-2025 FSC-klagomål.docx
@@ -1196,7 +1196,7 @@
     <w:r>
       <w:tab/>
       <w:tab/>
-      <w:t>2026-10-27</w:t>
+      <w:t>2026-10-28</w:t>
       <w:br/>
       <w:br/>
     </w:r>

--- a/klagomål/A 34529-2025 FSC-klagomål.docx
+++ b/klagomål/A 34529-2025 FSC-klagomål.docx
@@ -1196,7 +1196,7 @@
     <w:r>
       <w:tab/>
       <w:tab/>
-      <w:t>2026-10-28</w:t>
+      <w:t>2026-10-29</w:t>
       <w:br/>
       <w:br/>
     </w:r>

--- a/klagomål/A 34529-2025 FSC-klagomål.docx
+++ b/klagomål/A 34529-2025 FSC-klagomål.docx
@@ -1196,7 +1196,7 @@
     <w:r>
       <w:tab/>
       <w:tab/>
-      <w:t>2026-10-29</w:t>
+      <w:t>2026-10-31</w:t>
       <w:br/>
       <w:br/>
     </w:r>
